--- a/tillsyn/A 39619-2026 tillsynsbegäran.docx
+++ b/tillsyn/A 39619-2026 tillsynsbegäran.docx
@@ -269,7 +269,7 @@
     <w:r>
       <w:tab/>
       <w:tab/>
-      <w:t>2026-09-25</w:t>
+      <w:t>2026-09-26</w:t>
       <w:br/>
       <w:br/>
     </w:r>

--- a/tillsyn/A 39619-2026 tillsynsbegäran.docx
+++ b/tillsyn/A 39619-2026 tillsynsbegäran.docx
@@ -269,7 +269,7 @@
     <w:r>
       <w:tab/>
       <w:tab/>
-      <w:t>2026-09-26</w:t>
+      <w:t>2026-09-27</w:t>
       <w:br/>
       <w:br/>
     </w:r>

--- a/tillsyn/A 39619-2026 tillsynsbegäran.docx
+++ b/tillsyn/A 39619-2026 tillsynsbegäran.docx
@@ -269,7 +269,7 @@
     <w:r>
       <w:tab/>
       <w:tab/>
-      <w:t>2026-09-27</w:t>
+      <w:t>2026-09-28</w:t>
       <w:br/>
       <w:br/>
     </w:r>

--- a/tillsyn/A 39619-2026 tillsynsbegäran.docx
+++ b/tillsyn/A 39619-2026 tillsynsbegäran.docx
@@ -269,7 +269,7 @@
     <w:r>
       <w:tab/>
       <w:tab/>
-      <w:t>2026-09-28</w:t>
+      <w:t>2026-09-29</w:t>
       <w:br/>
       <w:br/>
     </w:r>

--- a/tillsyn/A 39619-2026 tillsynsbegäran.docx
+++ b/tillsyn/A 39619-2026 tillsynsbegäran.docx
@@ -269,7 +269,7 @@
     <w:r>
       <w:tab/>
       <w:tab/>
-      <w:t>2026-09-29</w:t>
+      <w:t>2026-09-30</w:t>
       <w:br/>
       <w:br/>
     </w:r>

--- a/tillsyn/A 39619-2026 tillsynsbegäran.docx
+++ b/tillsyn/A 39619-2026 tillsynsbegäran.docx
@@ -269,7 +269,7 @@
     <w:r>
       <w:tab/>
       <w:tab/>
-      <w:t>2026-09-30</w:t>
+      <w:t>2026-10-01</w:t>
       <w:br/>
       <w:br/>
     </w:r>

--- a/tillsyn/A 39619-2026 tillsynsbegäran.docx
+++ b/tillsyn/A 39619-2026 tillsynsbegäran.docx
@@ -269,7 +269,7 @@
     <w:r>
       <w:tab/>
       <w:tab/>
-      <w:t>2026-10-01</w:t>
+      <w:t>2026-10-02</w:t>
       <w:br/>
       <w:br/>
     </w:r>

--- a/tillsyn/A 39619-2026 tillsynsbegäran.docx
+++ b/tillsyn/A 39619-2026 tillsynsbegäran.docx
@@ -269,7 +269,7 @@
     <w:r>
       <w:tab/>
       <w:tab/>
-      <w:t>2026-10-02</w:t>
+      <w:t>2026-10-03</w:t>
       <w:br/>
       <w:br/>
     </w:r>

--- a/tillsyn/A 39619-2026 tillsynsbegäran.docx
+++ b/tillsyn/A 39619-2026 tillsynsbegäran.docx
@@ -269,7 +269,7 @@
     <w:r>
       <w:tab/>
       <w:tab/>
-      <w:t>2026-10-03</w:t>
+      <w:t>2026-10-04</w:t>
       <w:br/>
       <w:br/>
     </w:r>

--- a/tillsyn/A 39619-2026 tillsynsbegäran.docx
+++ b/tillsyn/A 39619-2026 tillsynsbegäran.docx
@@ -269,7 +269,7 @@
     <w:r>
       <w:tab/>
       <w:tab/>
-      <w:t>2026-10-04</w:t>
+      <w:t>2026-10-05</w:t>
       <w:br/>
       <w:br/>
     </w:r>

--- a/tillsyn/A 39619-2026 tillsynsbegäran.docx
+++ b/tillsyn/A 39619-2026 tillsynsbegäran.docx
@@ -269,7 +269,7 @@
     <w:r>
       <w:tab/>
       <w:tab/>
-      <w:t>2026-10-05</w:t>
+      <w:t>2026-10-06</w:t>
       <w:br/>
       <w:br/>
     </w:r>

--- a/tillsyn/A 39619-2026 tillsynsbegäran.docx
+++ b/tillsyn/A 39619-2026 tillsynsbegäran.docx
@@ -269,7 +269,7 @@
     <w:r>
       <w:tab/>
       <w:tab/>
-      <w:t>2026-10-06</w:t>
+      <w:t>2026-10-07</w:t>
       <w:br/>
       <w:br/>
     </w:r>

--- a/tillsyn/A 39619-2026 tillsynsbegäran.docx
+++ b/tillsyn/A 39619-2026 tillsynsbegäran.docx
@@ -269,7 +269,7 @@
     <w:r>
       <w:tab/>
       <w:tab/>
-      <w:t>2026-10-07</w:t>
+      <w:t>2026-10-08</w:t>
       <w:br/>
       <w:br/>
     </w:r>

--- a/tillsyn/A 39619-2026 tillsynsbegäran.docx
+++ b/tillsyn/A 39619-2026 tillsynsbegäran.docx
@@ -269,7 +269,7 @@
     <w:r>
       <w:tab/>
       <w:tab/>
-      <w:t>2026-10-08</w:t>
+      <w:t>2026-10-09</w:t>
       <w:br/>
       <w:br/>
     </w:r>

--- a/tillsyn/A 39619-2026 tillsynsbegäran.docx
+++ b/tillsyn/A 39619-2026 tillsynsbegäran.docx
@@ -269,7 +269,7 @@
     <w:r>
       <w:tab/>
       <w:tab/>
-      <w:t>2026-10-09</w:t>
+      <w:t>2026-10-10</w:t>
       <w:br/>
       <w:br/>
     </w:r>

--- a/tillsyn/A 39619-2026 tillsynsbegäran.docx
+++ b/tillsyn/A 39619-2026 tillsynsbegäran.docx
@@ -269,7 +269,7 @@
     <w:r>
       <w:tab/>
       <w:tab/>
-      <w:t>2026-10-10</w:t>
+      <w:t>2026-10-11</w:t>
       <w:br/>
       <w:br/>
     </w:r>

--- a/tillsyn/A 39619-2026 tillsynsbegäran.docx
+++ b/tillsyn/A 39619-2026 tillsynsbegäran.docx
@@ -269,7 +269,7 @@
     <w:r>
       <w:tab/>
       <w:tab/>
-      <w:t>2026-10-11</w:t>
+      <w:t>2026-10-12</w:t>
       <w:br/>
       <w:br/>
     </w:r>

--- a/tillsyn/A 39619-2026 tillsynsbegäran.docx
+++ b/tillsyn/A 39619-2026 tillsynsbegäran.docx
@@ -269,7 +269,7 @@
     <w:r>
       <w:tab/>
       <w:tab/>
-      <w:t>2026-10-12</w:t>
+      <w:t>2026-10-13</w:t>
       <w:br/>
       <w:br/>
     </w:r>

--- a/tillsyn/A 39619-2026 tillsynsbegäran.docx
+++ b/tillsyn/A 39619-2026 tillsynsbegäran.docx
@@ -269,7 +269,7 @@
     <w:r>
       <w:tab/>
       <w:tab/>
-      <w:t>2026-10-13</w:t>
+      <w:t>2026-10-14</w:t>
       <w:br/>
       <w:br/>
     </w:r>

--- a/tillsyn/A 39619-2026 tillsynsbegäran.docx
+++ b/tillsyn/A 39619-2026 tillsynsbegäran.docx
@@ -269,7 +269,7 @@
     <w:r>
       <w:tab/>
       <w:tab/>
-      <w:t>2026-10-14</w:t>
+      <w:t>2026-10-15</w:t>
       <w:br/>
       <w:br/>
     </w:r>

--- a/tillsyn/A 39619-2026 tillsynsbegäran.docx
+++ b/tillsyn/A 39619-2026 tillsynsbegäran.docx
@@ -269,7 +269,7 @@
     <w:r>
       <w:tab/>
       <w:tab/>
-      <w:t>2026-10-15</w:t>
+      <w:t>2026-10-16</w:t>
       <w:br/>
       <w:br/>
     </w:r>

--- a/tillsyn/A 39619-2026 tillsynsbegäran.docx
+++ b/tillsyn/A 39619-2026 tillsynsbegäran.docx
@@ -7,7 +7,7 @@
         <w:pStyle w:val="Title"/>
       </w:pPr>
       <w:r>
-        <w:t>Tillsynsbegäran – information om höga naturvärden i avverkningsanmälan A 39619-2026 i Skinnskattebergs kommun</w:t>
+        <w:t>Tillsynsbegäran – information om höga naturvärden och fridlysta arter i avverkningsanmälan A 39619-2026 i Skinnskattebergs kommun</w:t>
       </w:r>
     </w:p>
     <w:p>
@@ -60,12 +60,12 @@
         <w:spacing w:after="240"/>
       </w:pPr>
       <w:r>
-        <w:t>Figur 1. Fyndplatser för naturvårdsarter i avverkningsanmälan. Markörer utan svart kant är placerade på fyndplatsen. Markörer med svart kant är placerade vid sidan av fyndplatsen och har ett svart streck som visar fyndplatsens exakta position. Kartans mittpunktskoordinat är N 6629749, E 527695 i SWEREF 99 TM.</w:t>
+        <w:t>Figur 1. Fyndplatser för naturvårdsarter i och inom 25 meter från avverkningsanmälan. Markörer utan svart kant är placerade på fyndplatsen. Markörer med svart kant är placerade vid sidan av fyndplatsen och har ett svart streck som visar fyndplatsens exakta position. Kartans mittpunktskoordinat är N 6629749, E 527695 i SWEREF 99 TM.</w:t>
       </w:r>
     </w:p>
     <w:p>
       <w:r>
-        <w:t>I avverkningsanmälan finns fynd av 3 naturvårdsarter, varav 3 är rödlistade och 1 är typisk (T): skrovlig taggsvamp (VU), mjölsvärting (NT) och motaggsvamp (NT, T). Se Figur 1.</w:t>
+        <w:t>I och inom 25 meter från avverkningsanmälan finns fynd av 4 naturvårdsarter, varav 3 är rödlistade, 1 är fridlyst, 2 är typiska (T) och 1 är signalart (S): skrovlig taggsvamp (VU), mjölsvärting (NT), motaggsvamp (NT, T) och plattlummer (S, T, §9). Se Figur 1.</w:t>
       </w:r>
     </w:p>
     <w:p>
@@ -141,6 +141,35 @@
         <w:t xml:space="preserve"> (SLU Artdatabanken, 2024).</w:t>
       </w:r>
     </w:p>
+    <w:p>
+      <w:r>
+        <w:rPr>
+          <w:b/>
+        </w:rPr>
+        <w:t>Plattlummer (§9)</w:t>
+      </w:r>
+      <w:r>
+        <w:t xml:space="preserve"> växer främst i ljusöppna sandtallskogar eller annan gles, torr och brandpräglad hedbarrskog. Den är mest frekvent i olika typer av naturskogar och kontinuitetsskogar och missgynnas markant av slutavverkning och maskinell markberedning. Söder ut i landet förekommer de närstående arterna cypresslummer (EN, §8) och mellanlummer (NT, §9), vilka båda omfattas av EU:s art- och habitatdirektiv. Plattlummer är typisk art för </w:t>
+      </w:r>
+      <w:r>
+        <w:rPr>
+          <w:i/>
+        </w:rPr>
+        <w:t xml:space="preserve">9010 Taiga </w:t>
+      </w:r>
+      <w:r>
+        <w:t>och</w:t>
+      </w:r>
+      <w:r>
+        <w:rPr>
+          <w:i/>
+        </w:rPr>
+        <w:t xml:space="preserve"> 2320 Rissandhedar </w:t>
+      </w:r>
+      <w:r>
+        <w:t>(Nitare &amp; Skogsstyrelsen, 2019; SLU Artdatabanken, 2026).</w:t>
+      </w:r>
+    </w:p>
     <w:sectPr>
       <w:headerReference w:type="even" r:id="rId8"/>
       <w:headerReference w:type="default" r:id="rId9"/>
@@ -269,7 +298,7 @@
     <w:r>
       <w:tab/>
       <w:tab/>
-      <w:t>2026-10-16</w:t>
+      <w:t>2026-10-17</w:t>
       <w:br/>
       <w:br/>
     </w:r>

--- a/tillsyn/A 39619-2026 tillsynsbegäran.docx
+++ b/tillsyn/A 39619-2026 tillsynsbegäran.docx
@@ -298,7 +298,7 @@
     <w:r>
       <w:tab/>
       <w:tab/>
-      <w:t>2026-10-17</w:t>
+      <w:t>2026-10-18</w:t>
       <w:br/>
       <w:br/>
     </w:r>

--- a/tillsyn/A 39619-2026 tillsynsbegäran.docx
+++ b/tillsyn/A 39619-2026 tillsynsbegäran.docx
@@ -298,7 +298,7 @@
     <w:r>
       <w:tab/>
       <w:tab/>
-      <w:t>2026-10-18</w:t>
+      <w:t>2026-10-19</w:t>
       <w:br/>
       <w:br/>
     </w:r>

--- a/tillsyn/A 39619-2026 tillsynsbegäran.docx
+++ b/tillsyn/A 39619-2026 tillsynsbegäran.docx
@@ -298,7 +298,7 @@
     <w:r>
       <w:tab/>
       <w:tab/>
-      <w:t>2026-10-19</w:t>
+      <w:t>2026-10-20</w:t>
       <w:br/>
       <w:br/>
     </w:r>

--- a/tillsyn/A 39619-2026 tillsynsbegäran.docx
+++ b/tillsyn/A 39619-2026 tillsynsbegäran.docx
@@ -298,7 +298,7 @@
     <w:r>
       <w:tab/>
       <w:tab/>
-      <w:t>2026-10-20</w:t>
+      <w:t>2026-10-21</w:t>
       <w:br/>
       <w:br/>
     </w:r>

--- a/tillsyn/A 39619-2026 tillsynsbegäran.docx
+++ b/tillsyn/A 39619-2026 tillsynsbegäran.docx
@@ -298,7 +298,7 @@
     <w:r>
       <w:tab/>
       <w:tab/>
-      <w:t>2026-10-21</w:t>
+      <w:t>2026-10-22</w:t>
       <w:br/>
       <w:br/>
     </w:r>

--- a/tillsyn/A 39619-2026 tillsynsbegäran.docx
+++ b/tillsyn/A 39619-2026 tillsynsbegäran.docx
@@ -298,7 +298,7 @@
     <w:r>
       <w:tab/>
       <w:tab/>
-      <w:t>2026-10-22</w:t>
+      <w:t>2026-10-23</w:t>
       <w:br/>
       <w:br/>
     </w:r>

--- a/tillsyn/A 39619-2026 tillsynsbegäran.docx
+++ b/tillsyn/A 39619-2026 tillsynsbegäran.docx
@@ -298,7 +298,7 @@
     <w:r>
       <w:tab/>
       <w:tab/>
-      <w:t>2026-10-23</w:t>
+      <w:t>2026-10-24</w:t>
       <w:br/>
       <w:br/>
     </w:r>

--- a/tillsyn/A 39619-2026 tillsynsbegäran.docx
+++ b/tillsyn/A 39619-2026 tillsynsbegäran.docx
@@ -298,7 +298,7 @@
     <w:r>
       <w:tab/>
       <w:tab/>
-      <w:t>2026-10-24</w:t>
+      <w:t>2026-10-25</w:t>
       <w:br/>
       <w:br/>
     </w:r>

--- a/tillsyn/A 39619-2026 tillsynsbegäran.docx
+++ b/tillsyn/A 39619-2026 tillsynsbegäran.docx
@@ -298,7 +298,7 @@
     <w:r>
       <w:tab/>
       <w:tab/>
-      <w:t>2026-10-25</w:t>
+      <w:t>2026-10-26</w:t>
       <w:br/>
       <w:br/>
     </w:r>

--- a/tillsyn/A 39619-2026 tillsynsbegäran.docx
+++ b/tillsyn/A 39619-2026 tillsynsbegäran.docx
@@ -298,7 +298,7 @@
     <w:r>
       <w:tab/>
       <w:tab/>
-      <w:t>2026-10-26</w:t>
+      <w:t>2026-10-27</w:t>
       <w:br/>
       <w:br/>
     </w:r>

--- a/tillsyn/A 39619-2026 tillsynsbegäran.docx
+++ b/tillsyn/A 39619-2026 tillsynsbegäran.docx
@@ -298,7 +298,7 @@
     <w:r>
       <w:tab/>
       <w:tab/>
-      <w:t>2026-10-27</w:t>
+      <w:t>2026-10-28</w:t>
       <w:br/>
       <w:br/>
     </w:r>

--- a/tillsyn/A 39619-2026 tillsynsbegäran.docx
+++ b/tillsyn/A 39619-2026 tillsynsbegäran.docx
@@ -298,7 +298,7 @@
     <w:r>
       <w:tab/>
       <w:tab/>
-      <w:t>2026-10-28</w:t>
+      <w:t>2026-10-29</w:t>
       <w:br/>
       <w:br/>
     </w:r>

--- a/tillsyn/A 39619-2026 tillsynsbegäran.docx
+++ b/tillsyn/A 39619-2026 tillsynsbegäran.docx
@@ -298,7 +298,7 @@
     <w:r>
       <w:tab/>
       <w:tab/>
-      <w:t>2026-10-29</w:t>
+      <w:t>2026-10-31</w:t>
       <w:br/>
       <w:br/>
     </w:r>
